--- a/SHS/TOC.docx
+++ b/SHS/TOC.docx
@@ -1781,21 +1781,33 @@
               <w:rPr>
                 <w:rFonts w:ascii="Arial" w:hAnsi="Arial" w:cs="Arial"/>
               </w:rPr>
-              <w:t>36</w:t>
-            </w:r>
-          </w:p>
-          <w:p>
-            <w:pPr>
-              <w:jc w:val="right"/>
-              <w:rPr>
-                <w:rFonts w:ascii="Arial" w:hAnsi="Arial" w:cs="Arial"/>
-              </w:rPr>
-            </w:pPr>
-            <w:r>
-              <w:rPr>
-                <w:rFonts w:ascii="Arial" w:hAnsi="Arial" w:cs="Arial"/>
-              </w:rPr>
-              <w:t>38</w:t>
+              <w:t>3</w:t>
+            </w:r>
+            <w:r>
+              <w:rPr>
+                <w:rFonts w:ascii="Arial" w:hAnsi="Arial" w:cs="Arial"/>
+              </w:rPr>
+              <w:t>7</w:t>
+            </w:r>
+          </w:p>
+          <w:p>
+            <w:pPr>
+              <w:jc w:val="right"/>
+              <w:rPr>
+                <w:rFonts w:ascii="Arial" w:hAnsi="Arial" w:cs="Arial"/>
+              </w:rPr>
+            </w:pPr>
+            <w:r>
+              <w:rPr>
+                <w:rFonts w:ascii="Arial" w:hAnsi="Arial" w:cs="Arial"/>
+              </w:rPr>
+              <w:t>3</w:t>
+            </w:r>
+            <w:r>
+              <w:rPr>
+                <w:rFonts w:ascii="Arial" w:hAnsi="Arial" w:cs="Arial"/>
+              </w:rPr>
+              <w:t>9</w:t>
             </w:r>
           </w:p>
         </w:tc>
@@ -2127,119 +2139,173 @@
               <w:rPr>
                 <w:rFonts w:ascii="Arial" w:hAnsi="Arial" w:cs="Arial"/>
               </w:rPr>
-              <w:t>47</w:t>
-            </w:r>
-          </w:p>
-          <w:p>
-            <w:pPr>
-              <w:jc w:val="right"/>
-              <w:rPr>
-                <w:rFonts w:ascii="Arial" w:hAnsi="Arial" w:cs="Arial"/>
-              </w:rPr>
-            </w:pPr>
-            <w:r>
-              <w:rPr>
-                <w:rFonts w:ascii="Arial" w:hAnsi="Arial" w:cs="Arial"/>
-              </w:rPr>
-              <w:t>51</w:t>
-            </w:r>
-          </w:p>
-          <w:p>
-            <w:pPr>
-              <w:jc w:val="right"/>
-              <w:rPr>
-                <w:rFonts w:ascii="Arial" w:hAnsi="Arial" w:cs="Arial"/>
-              </w:rPr>
-            </w:pPr>
-            <w:r>
-              <w:rPr>
-                <w:rFonts w:ascii="Arial" w:hAnsi="Arial" w:cs="Arial"/>
-              </w:rPr>
-              <w:t>52</w:t>
-            </w:r>
-          </w:p>
-          <w:p>
-            <w:pPr>
-              <w:jc w:val="right"/>
-              <w:rPr>
-                <w:rFonts w:ascii="Arial" w:hAnsi="Arial" w:cs="Arial"/>
-              </w:rPr>
-            </w:pPr>
-            <w:r>
-              <w:rPr>
-                <w:rFonts w:ascii="Arial" w:hAnsi="Arial" w:cs="Arial"/>
-              </w:rPr>
-              <w:t>53</w:t>
-            </w:r>
-          </w:p>
-          <w:p>
-            <w:pPr>
-              <w:jc w:val="right"/>
-              <w:rPr>
-                <w:rFonts w:ascii="Arial" w:hAnsi="Arial" w:cs="Arial"/>
-              </w:rPr>
-            </w:pPr>
-            <w:r>
-              <w:rPr>
-                <w:rFonts w:ascii="Arial" w:hAnsi="Arial" w:cs="Arial"/>
-              </w:rPr>
-              <w:t>54</w:t>
-            </w:r>
-          </w:p>
-          <w:p>
-            <w:pPr>
-              <w:jc w:val="right"/>
-              <w:rPr>
-                <w:rFonts w:ascii="Arial" w:hAnsi="Arial" w:cs="Arial"/>
-              </w:rPr>
-            </w:pPr>
-            <w:r>
-              <w:rPr>
-                <w:rFonts w:ascii="Arial" w:hAnsi="Arial" w:cs="Arial"/>
-              </w:rPr>
-              <w:t>57</w:t>
-            </w:r>
-          </w:p>
-          <w:p>
-            <w:pPr>
-              <w:jc w:val="right"/>
-              <w:rPr>
-                <w:rFonts w:ascii="Arial" w:hAnsi="Arial" w:cs="Arial"/>
-              </w:rPr>
-            </w:pPr>
-            <w:r>
-              <w:rPr>
-                <w:rFonts w:ascii="Arial" w:hAnsi="Arial" w:cs="Arial"/>
-              </w:rPr>
-              <w:t>78</w:t>
-            </w:r>
-          </w:p>
-          <w:p>
-            <w:pPr>
-              <w:jc w:val="right"/>
-              <w:rPr>
-                <w:rFonts w:ascii="Arial" w:hAnsi="Arial" w:cs="Arial"/>
-              </w:rPr>
-            </w:pPr>
-            <w:r>
-              <w:rPr>
-                <w:rFonts w:ascii="Arial" w:hAnsi="Arial" w:cs="Arial"/>
-              </w:rPr>
-              <w:t>83</w:t>
-            </w:r>
-          </w:p>
-          <w:p>
-            <w:pPr>
-              <w:jc w:val="right"/>
-              <w:rPr>
-                <w:rFonts w:ascii="Arial" w:hAnsi="Arial" w:cs="Arial"/>
-              </w:rPr>
-            </w:pPr>
-            <w:r>
-              <w:rPr>
-                <w:rFonts w:ascii="Arial" w:hAnsi="Arial" w:cs="Arial"/>
-              </w:rPr>
-              <w:t>85</w:t>
+              <w:t>4</w:t>
+            </w:r>
+            <w:r>
+              <w:rPr>
+                <w:rFonts w:ascii="Arial" w:hAnsi="Arial" w:cs="Arial"/>
+              </w:rPr>
+              <w:t>8</w:t>
+            </w:r>
+          </w:p>
+          <w:p>
+            <w:pPr>
+              <w:jc w:val="right"/>
+              <w:rPr>
+                <w:rFonts w:ascii="Arial" w:hAnsi="Arial" w:cs="Arial"/>
+              </w:rPr>
+            </w:pPr>
+            <w:r>
+              <w:rPr>
+                <w:rFonts w:ascii="Arial" w:hAnsi="Arial" w:cs="Arial"/>
+              </w:rPr>
+              <w:t>5</w:t>
+            </w:r>
+            <w:r>
+              <w:rPr>
+                <w:rFonts w:ascii="Arial" w:hAnsi="Arial" w:cs="Arial"/>
+              </w:rPr>
+              <w:t>2</w:t>
+            </w:r>
+          </w:p>
+          <w:p>
+            <w:pPr>
+              <w:jc w:val="right"/>
+              <w:rPr>
+                <w:rFonts w:ascii="Arial" w:hAnsi="Arial" w:cs="Arial"/>
+              </w:rPr>
+            </w:pPr>
+            <w:r>
+              <w:rPr>
+                <w:rFonts w:ascii="Arial" w:hAnsi="Arial" w:cs="Arial"/>
+              </w:rPr>
+              <w:t>5</w:t>
+            </w:r>
+            <w:r>
+              <w:rPr>
+                <w:rFonts w:ascii="Arial" w:hAnsi="Arial" w:cs="Arial"/>
+              </w:rPr>
+              <w:t>3</w:t>
+            </w:r>
+          </w:p>
+          <w:p>
+            <w:pPr>
+              <w:jc w:val="right"/>
+              <w:rPr>
+                <w:rFonts w:ascii="Arial" w:hAnsi="Arial" w:cs="Arial"/>
+              </w:rPr>
+            </w:pPr>
+            <w:r>
+              <w:rPr>
+                <w:rFonts w:ascii="Arial" w:hAnsi="Arial" w:cs="Arial"/>
+              </w:rPr>
+              <w:t>5</w:t>
+            </w:r>
+            <w:r>
+              <w:rPr>
+                <w:rFonts w:ascii="Arial" w:hAnsi="Arial" w:cs="Arial"/>
+              </w:rPr>
+              <w:t>4</w:t>
+            </w:r>
+          </w:p>
+          <w:p>
+            <w:pPr>
+              <w:jc w:val="right"/>
+              <w:rPr>
+                <w:rFonts w:ascii="Arial" w:hAnsi="Arial" w:cs="Arial"/>
+              </w:rPr>
+            </w:pPr>
+            <w:r>
+              <w:rPr>
+                <w:rFonts w:ascii="Arial" w:hAnsi="Arial" w:cs="Arial"/>
+              </w:rPr>
+              <w:t>5</w:t>
+            </w:r>
+            <w:r>
+              <w:rPr>
+                <w:rFonts w:ascii="Arial" w:hAnsi="Arial" w:cs="Arial"/>
+              </w:rPr>
+              <w:t>5</w:t>
+            </w:r>
+          </w:p>
+          <w:p>
+            <w:pPr>
+              <w:jc w:val="right"/>
+              <w:rPr>
+                <w:rFonts w:ascii="Arial" w:hAnsi="Arial" w:cs="Arial"/>
+              </w:rPr>
+            </w:pPr>
+            <w:r>
+              <w:rPr>
+                <w:rFonts w:ascii="Arial" w:hAnsi="Arial" w:cs="Arial"/>
+              </w:rPr>
+              <w:t>5</w:t>
+            </w:r>
+            <w:r>
+              <w:rPr>
+                <w:rFonts w:ascii="Arial" w:hAnsi="Arial" w:cs="Arial"/>
+              </w:rPr>
+              <w:t>8</w:t>
+            </w:r>
+          </w:p>
+          <w:p>
+            <w:pPr>
+              <w:jc w:val="right"/>
+              <w:rPr>
+                <w:rFonts w:ascii="Arial" w:hAnsi="Arial" w:cs="Arial"/>
+              </w:rPr>
+            </w:pPr>
+            <w:r>
+              <w:rPr>
+                <w:rFonts w:ascii="Arial" w:hAnsi="Arial" w:cs="Arial"/>
+              </w:rPr>
+              <w:t>7</w:t>
+            </w:r>
+            <w:r>
+              <w:rPr>
+                <w:rFonts w:ascii="Arial" w:hAnsi="Arial" w:cs="Arial"/>
+              </w:rPr>
+              <w:t>9</w:t>
+            </w:r>
+          </w:p>
+          <w:p>
+            <w:pPr>
+              <w:jc w:val="right"/>
+              <w:rPr>
+                <w:rFonts w:ascii="Arial" w:hAnsi="Arial" w:cs="Arial"/>
+              </w:rPr>
+            </w:pPr>
+            <w:r>
+              <w:rPr>
+                <w:rFonts w:ascii="Arial" w:hAnsi="Arial" w:cs="Arial"/>
+              </w:rPr>
+              <w:t>8</w:t>
+            </w:r>
+            <w:r>
+              <w:rPr>
+                <w:rFonts w:ascii="Arial" w:hAnsi="Arial" w:cs="Arial"/>
+              </w:rPr>
+              <w:t>4</w:t>
+            </w:r>
+          </w:p>
+          <w:p>
+            <w:pPr>
+              <w:jc w:val="right"/>
+              <w:rPr>
+                <w:rFonts w:ascii="Arial" w:hAnsi="Arial" w:cs="Arial"/>
+              </w:rPr>
+            </w:pPr>
+            <w:r>
+              <w:rPr>
+                <w:rFonts w:ascii="Arial" w:hAnsi="Arial" w:cs="Arial"/>
+              </w:rPr>
+              <w:t>8</w:t>
+            </w:r>
+            <w:r>
+              <w:rPr>
+                <w:rFonts w:ascii="Arial" w:hAnsi="Arial" w:cs="Arial"/>
+              </w:rPr>
+              <w:t>6</w:t>
             </w:r>
           </w:p>
         </w:tc>
@@ -2312,7 +2378,13 @@
               <w:rPr>
                 <w:rFonts w:ascii="Arial" w:hAnsi="Arial" w:cs="Arial"/>
               </w:rPr>
-              <w:t>87</w:t>
+              <w:t>8</w:t>
+            </w:r>
+            <w:r>
+              <w:rPr>
+                <w:rFonts w:ascii="Arial" w:hAnsi="Arial" w:cs="Arial"/>
+              </w:rPr>
+              <w:t>8</w:t>
             </w:r>
           </w:p>
         </w:tc>

--- a/SHS/TOC.docx
+++ b/SHS/TOC.docx
@@ -258,12 +258,16 @@
                 <w:rFonts w:ascii="Arial" w:hAnsi="Arial" w:cs="Arial"/>
               </w:rPr>
             </w:pPr>
+            <w:proofErr w:type="spellStart"/>
+            <w:proofErr w:type="gramStart"/>
             <w:r>
               <w:rPr>
                 <w:rFonts w:ascii="Arial" w:hAnsi="Arial" w:cs="Arial"/>
               </w:rPr>
               <w:t>i</w:t>
             </w:r>
+            <w:proofErr w:type="spellEnd"/>
+            <w:proofErr w:type="gramEnd"/>
           </w:p>
           <w:p>
             <w:pPr>
@@ -748,8 +752,16 @@
               <w:rPr>
                 <w:rFonts w:ascii="Arial" w:hAnsi="Arial" w:cs="Arial"/>
               </w:rPr>
-              <w:t xml:space="preserve">  Background of the Study</w:t>
-            </w:r>
+              <w:t xml:space="preserve">  Background of </w:t>
+            </w:r>
+            <w:proofErr w:type="gramStart"/>
+            <w:r>
+              <w:rPr>
+                <w:rFonts w:ascii="Arial" w:hAnsi="Arial" w:cs="Arial"/>
+              </w:rPr>
+              <w:t>the Study</w:t>
+            </w:r>
+            <w:proofErr w:type="gramEnd"/>
           </w:p>
           <w:p>
             <w:pPr>
@@ -826,8 +838,16 @@
               <w:rPr>
                 <w:rFonts w:ascii="Arial" w:hAnsi="Arial" w:cs="Arial"/>
               </w:rPr>
-              <w:t xml:space="preserve">  Significance of the Study</w:t>
-            </w:r>
+              <w:t xml:space="preserve">  Significance of </w:t>
+            </w:r>
+            <w:proofErr w:type="gramStart"/>
+            <w:r>
+              <w:rPr>
+                <w:rFonts w:ascii="Arial" w:hAnsi="Arial" w:cs="Arial"/>
+              </w:rPr>
+              <w:t>the Study</w:t>
+            </w:r>
+            <w:proofErr w:type="gramEnd"/>
           </w:p>
           <w:p>
             <w:pPr>
@@ -936,8 +956,30 @@
               <w:rPr>
                 <w:rFonts w:ascii="Arial" w:hAnsi="Arial" w:cs="Arial"/>
               </w:rPr>
-              <w:t xml:space="preserve">  Locale of the Study</w:t>
-            </w:r>
+              <w:t xml:space="preserve">  </w:t>
+            </w:r>
+            <w:proofErr w:type="gramStart"/>
+            <w:r>
+              <w:rPr>
+                <w:rFonts w:ascii="Arial" w:hAnsi="Arial" w:cs="Arial"/>
+              </w:rPr>
+              <w:t>Locale</w:t>
+            </w:r>
+            <w:proofErr w:type="gramEnd"/>
+            <w:r>
+              <w:rPr>
+                <w:rFonts w:ascii="Arial" w:hAnsi="Arial" w:cs="Arial"/>
+              </w:rPr>
+              <w:t xml:space="preserve"> of </w:t>
+            </w:r>
+            <w:proofErr w:type="gramStart"/>
+            <w:r>
+              <w:rPr>
+                <w:rFonts w:ascii="Arial" w:hAnsi="Arial" w:cs="Arial"/>
+              </w:rPr>
+              <w:t>the Study</w:t>
+            </w:r>
+            <w:proofErr w:type="gramEnd"/>
           </w:p>
           <w:p>
             <w:pPr>
@@ -2165,7 +2207,7 @@
               <w:rPr>
                 <w:rFonts w:ascii="Arial" w:hAnsi="Arial" w:cs="Arial"/>
               </w:rPr>
-              <w:t>2</w:t>
+              <w:t>1</w:t>
             </w:r>
           </w:p>
           <w:p>
@@ -2205,107 +2247,95 @@
               <w:rPr>
                 <w:rFonts w:ascii="Arial" w:hAnsi="Arial" w:cs="Arial"/>
               </w:rPr>
-              <w:t>4</w:t>
-            </w:r>
-          </w:p>
-          <w:p>
-            <w:pPr>
-              <w:jc w:val="right"/>
-              <w:rPr>
-                <w:rFonts w:ascii="Arial" w:hAnsi="Arial" w:cs="Arial"/>
-              </w:rPr>
-            </w:pPr>
-            <w:r>
-              <w:rPr>
-                <w:rFonts w:ascii="Arial" w:hAnsi="Arial" w:cs="Arial"/>
-              </w:rPr>
               <w:t>5</w:t>
             </w:r>
+          </w:p>
+          <w:p>
+            <w:pPr>
+              <w:jc w:val="right"/>
+              <w:rPr>
+                <w:rFonts w:ascii="Arial" w:hAnsi="Arial" w:cs="Arial"/>
+              </w:rPr>
+            </w:pPr>
             <w:r>
               <w:rPr>
                 <w:rFonts w:ascii="Arial" w:hAnsi="Arial" w:cs="Arial"/>
               </w:rPr>
               <w:t>5</w:t>
             </w:r>
-          </w:p>
-          <w:p>
-            <w:pPr>
-              <w:jc w:val="right"/>
-              <w:rPr>
-                <w:rFonts w:ascii="Arial" w:hAnsi="Arial" w:cs="Arial"/>
-              </w:rPr>
-            </w:pPr>
-            <w:r>
-              <w:rPr>
-                <w:rFonts w:ascii="Arial" w:hAnsi="Arial" w:cs="Arial"/>
-              </w:rPr>
-              <w:t>5</w:t>
-            </w:r>
+            <w:r>
+              <w:rPr>
+                <w:rFonts w:ascii="Arial" w:hAnsi="Arial" w:cs="Arial"/>
+              </w:rPr>
+              <w:t>6</w:t>
+            </w:r>
+          </w:p>
+          <w:p>
+            <w:pPr>
+              <w:jc w:val="right"/>
+              <w:rPr>
+                <w:rFonts w:ascii="Arial" w:hAnsi="Arial" w:cs="Arial"/>
+              </w:rPr>
+            </w:pPr>
+            <w:r>
+              <w:rPr>
+                <w:rFonts w:ascii="Arial" w:hAnsi="Arial" w:cs="Arial"/>
+              </w:rPr>
+              <w:t>61</w:t>
+            </w:r>
+          </w:p>
+          <w:p>
+            <w:pPr>
+              <w:jc w:val="right"/>
+              <w:rPr>
+                <w:rFonts w:ascii="Arial" w:hAnsi="Arial" w:cs="Arial"/>
+              </w:rPr>
+            </w:pPr>
+            <w:r>
+              <w:rPr>
+                <w:rFonts w:ascii="Arial" w:hAnsi="Arial" w:cs="Arial"/>
+              </w:rPr>
+              <w:t>82</w:t>
+            </w:r>
+          </w:p>
+          <w:p>
+            <w:pPr>
+              <w:jc w:val="right"/>
+              <w:rPr>
+                <w:rFonts w:ascii="Arial" w:hAnsi="Arial" w:cs="Arial"/>
+              </w:rPr>
+            </w:pPr>
             <w:r>
               <w:rPr>
                 <w:rFonts w:ascii="Arial" w:hAnsi="Arial" w:cs="Arial"/>
               </w:rPr>
               <w:t>8</w:t>
             </w:r>
-          </w:p>
-          <w:p>
-            <w:pPr>
-              <w:jc w:val="right"/>
-              <w:rPr>
-                <w:rFonts w:ascii="Arial" w:hAnsi="Arial" w:cs="Arial"/>
-              </w:rPr>
-            </w:pPr>
             <w:r>
               <w:rPr>
                 <w:rFonts w:ascii="Arial" w:hAnsi="Arial" w:cs="Arial"/>
               </w:rPr>
               <w:t>7</w:t>
             </w:r>
+          </w:p>
+          <w:p>
+            <w:pPr>
+              <w:jc w:val="right"/>
+              <w:rPr>
+                <w:rFonts w:ascii="Arial" w:hAnsi="Arial" w:cs="Arial"/>
+              </w:rPr>
+            </w:pPr>
+            <w:r>
+              <w:rPr>
+                <w:rFonts w:ascii="Arial" w:hAnsi="Arial" w:cs="Arial"/>
+              </w:rPr>
+              <w:t>8</w:t>
+            </w:r>
             <w:r>
               <w:rPr>
                 <w:rFonts w:ascii="Arial" w:hAnsi="Arial" w:cs="Arial"/>
               </w:rPr>
               <w:t>9</w:t>
-            </w:r>
-          </w:p>
-          <w:p>
-            <w:pPr>
-              <w:jc w:val="right"/>
-              <w:rPr>
-                <w:rFonts w:ascii="Arial" w:hAnsi="Arial" w:cs="Arial"/>
-              </w:rPr>
-            </w:pPr>
-            <w:r>
-              <w:rPr>
-                <w:rFonts w:ascii="Arial" w:hAnsi="Arial" w:cs="Arial"/>
-              </w:rPr>
-              <w:t>8</w:t>
-            </w:r>
-            <w:r>
-              <w:rPr>
-                <w:rFonts w:ascii="Arial" w:hAnsi="Arial" w:cs="Arial"/>
-              </w:rPr>
-              <w:t>4</w:t>
-            </w:r>
-          </w:p>
-          <w:p>
-            <w:pPr>
-              <w:jc w:val="right"/>
-              <w:rPr>
-                <w:rFonts w:ascii="Arial" w:hAnsi="Arial" w:cs="Arial"/>
-              </w:rPr>
-            </w:pPr>
-            <w:r>
-              <w:rPr>
-                <w:rFonts w:ascii="Arial" w:hAnsi="Arial" w:cs="Arial"/>
-              </w:rPr>
-              <w:t>8</w:t>
-            </w:r>
-            <w:r>
-              <w:rPr>
-                <w:rFonts w:ascii="Arial" w:hAnsi="Arial" w:cs="Arial"/>
-              </w:rPr>
-              <w:t>6</w:t>
             </w:r>
           </w:p>
         </w:tc>
@@ -2378,13 +2408,7 @@
               <w:rPr>
                 <w:rFonts w:ascii="Arial" w:hAnsi="Arial" w:cs="Arial"/>
               </w:rPr>
-              <w:t>8</w:t>
-            </w:r>
-            <w:r>
-              <w:rPr>
-                <w:rFonts w:ascii="Arial" w:hAnsi="Arial" w:cs="Arial"/>
-              </w:rPr>
-              <w:t>8</w:t>
+              <w:t>91</w:t>
             </w:r>
           </w:p>
         </w:tc>

--- a/SHS/TOC.docx
+++ b/SHS/TOC.docx
@@ -258,16 +258,12 @@
                 <w:rFonts w:ascii="Arial" w:hAnsi="Arial" w:cs="Arial"/>
               </w:rPr>
             </w:pPr>
-            <w:proofErr w:type="spellStart"/>
-            <w:proofErr w:type="gramStart"/>
             <w:r>
               <w:rPr>
                 <w:rFonts w:ascii="Arial" w:hAnsi="Arial" w:cs="Arial"/>
               </w:rPr>
               <w:t>i</w:t>
             </w:r>
-            <w:proofErr w:type="spellEnd"/>
-            <w:proofErr w:type="gramEnd"/>
           </w:p>
           <w:p>
             <w:pPr>
@@ -752,16 +748,8 @@
               <w:rPr>
                 <w:rFonts w:ascii="Arial" w:hAnsi="Arial" w:cs="Arial"/>
               </w:rPr>
-              <w:t xml:space="preserve">  Background of </w:t>
-            </w:r>
-            <w:proofErr w:type="gramStart"/>
-            <w:r>
-              <w:rPr>
-                <w:rFonts w:ascii="Arial" w:hAnsi="Arial" w:cs="Arial"/>
-              </w:rPr>
-              <w:t>the Study</w:t>
-            </w:r>
-            <w:proofErr w:type="gramEnd"/>
+              <w:t xml:space="preserve">  Background of the Study</w:t>
+            </w:r>
           </w:p>
           <w:p>
             <w:pPr>
@@ -838,16 +826,8 @@
               <w:rPr>
                 <w:rFonts w:ascii="Arial" w:hAnsi="Arial" w:cs="Arial"/>
               </w:rPr>
-              <w:t xml:space="preserve">  Significance of </w:t>
-            </w:r>
-            <w:proofErr w:type="gramStart"/>
-            <w:r>
-              <w:rPr>
-                <w:rFonts w:ascii="Arial" w:hAnsi="Arial" w:cs="Arial"/>
-              </w:rPr>
-              <w:t>the Study</w:t>
-            </w:r>
-            <w:proofErr w:type="gramEnd"/>
+              <w:t xml:space="preserve">  Significance of the Study</w:t>
+            </w:r>
           </w:p>
           <w:p>
             <w:pPr>
@@ -956,30 +936,8 @@
               <w:rPr>
                 <w:rFonts w:ascii="Arial" w:hAnsi="Arial" w:cs="Arial"/>
               </w:rPr>
-              <w:t xml:space="preserve">  </w:t>
-            </w:r>
-            <w:proofErr w:type="gramStart"/>
-            <w:r>
-              <w:rPr>
-                <w:rFonts w:ascii="Arial" w:hAnsi="Arial" w:cs="Arial"/>
-              </w:rPr>
-              <w:t>Locale</w:t>
-            </w:r>
-            <w:proofErr w:type="gramEnd"/>
-            <w:r>
-              <w:rPr>
-                <w:rFonts w:ascii="Arial" w:hAnsi="Arial" w:cs="Arial"/>
-              </w:rPr>
-              <w:t xml:space="preserve"> of </w:t>
-            </w:r>
-            <w:proofErr w:type="gramStart"/>
-            <w:r>
-              <w:rPr>
-                <w:rFonts w:ascii="Arial" w:hAnsi="Arial" w:cs="Arial"/>
-              </w:rPr>
-              <w:t>the Study</w:t>
-            </w:r>
-            <w:proofErr w:type="gramEnd"/>
+              <w:t xml:space="preserve">  Locale of the Study</w:t>
+            </w:r>
           </w:p>
           <w:p>
             <w:pPr>
@@ -2207,6 +2165,106 @@
               <w:rPr>
                 <w:rFonts w:ascii="Arial" w:hAnsi="Arial" w:cs="Arial"/>
               </w:rPr>
+              <w:t>0</w:t>
+            </w:r>
+          </w:p>
+          <w:p>
+            <w:pPr>
+              <w:jc w:val="right"/>
+              <w:rPr>
+                <w:rFonts w:ascii="Arial" w:hAnsi="Arial" w:cs="Arial"/>
+              </w:rPr>
+            </w:pPr>
+            <w:r>
+              <w:rPr>
+                <w:rFonts w:ascii="Arial" w:hAnsi="Arial" w:cs="Arial"/>
+              </w:rPr>
+              <w:t>5</w:t>
+            </w:r>
+            <w:r>
+              <w:rPr>
+                <w:rFonts w:ascii="Arial" w:hAnsi="Arial" w:cs="Arial"/>
+              </w:rPr>
+              <w:t>2</w:t>
+            </w:r>
+          </w:p>
+          <w:p>
+            <w:pPr>
+              <w:jc w:val="right"/>
+              <w:rPr>
+                <w:rFonts w:ascii="Arial" w:hAnsi="Arial" w:cs="Arial"/>
+              </w:rPr>
+            </w:pPr>
+            <w:r>
+              <w:rPr>
+                <w:rFonts w:ascii="Arial" w:hAnsi="Arial" w:cs="Arial"/>
+              </w:rPr>
+              <w:t>5</w:t>
+            </w:r>
+            <w:r>
+              <w:rPr>
+                <w:rFonts w:ascii="Arial" w:hAnsi="Arial" w:cs="Arial"/>
+              </w:rPr>
+              <w:t>4</w:t>
+            </w:r>
+          </w:p>
+          <w:p>
+            <w:pPr>
+              <w:jc w:val="right"/>
+              <w:rPr>
+                <w:rFonts w:ascii="Arial" w:hAnsi="Arial" w:cs="Arial"/>
+              </w:rPr>
+            </w:pPr>
+            <w:r>
+              <w:rPr>
+                <w:rFonts w:ascii="Arial" w:hAnsi="Arial" w:cs="Arial"/>
+              </w:rPr>
+              <w:t>5</w:t>
+            </w:r>
+            <w:r>
+              <w:rPr>
+                <w:rFonts w:ascii="Arial" w:hAnsi="Arial" w:cs="Arial"/>
+              </w:rPr>
+              <w:t>5</w:t>
+            </w:r>
+          </w:p>
+          <w:p>
+            <w:pPr>
+              <w:jc w:val="right"/>
+              <w:rPr>
+                <w:rFonts w:ascii="Arial" w:hAnsi="Arial" w:cs="Arial"/>
+              </w:rPr>
+            </w:pPr>
+            <w:r>
+              <w:rPr>
+                <w:rFonts w:ascii="Arial" w:hAnsi="Arial" w:cs="Arial"/>
+              </w:rPr>
+              <w:t>6</w:t>
+            </w:r>
+            <w:r>
+              <w:rPr>
+                <w:rFonts w:ascii="Arial" w:hAnsi="Arial" w:cs="Arial"/>
+              </w:rPr>
+              <w:t>0</w:t>
+            </w:r>
+          </w:p>
+          <w:p>
+            <w:pPr>
+              <w:jc w:val="right"/>
+              <w:rPr>
+                <w:rFonts w:ascii="Arial" w:hAnsi="Arial" w:cs="Arial"/>
+              </w:rPr>
+            </w:pPr>
+            <w:r>
+              <w:rPr>
+                <w:rFonts w:ascii="Arial" w:hAnsi="Arial" w:cs="Arial"/>
+              </w:rPr>
+              <w:t>8</w:t>
+            </w:r>
+            <w:r>
+              <w:rPr>
+                <w:rFonts w:ascii="Arial" w:hAnsi="Arial" w:cs="Arial"/>
+              </w:rPr>
               <w:t>1</w:t>
             </w:r>
           </w:p>
@@ -2221,47 +2279,7 @@
               <w:rPr>
                 <w:rFonts w:ascii="Arial" w:hAnsi="Arial" w:cs="Arial"/>
               </w:rPr>
-              <w:t>5</w:t>
-            </w:r>
-            <w:r>
-              <w:rPr>
-                <w:rFonts w:ascii="Arial" w:hAnsi="Arial" w:cs="Arial"/>
-              </w:rPr>
-              <w:t>3</w:t>
-            </w:r>
-          </w:p>
-          <w:p>
-            <w:pPr>
-              <w:jc w:val="right"/>
-              <w:rPr>
-                <w:rFonts w:ascii="Arial" w:hAnsi="Arial" w:cs="Arial"/>
-              </w:rPr>
-            </w:pPr>
-            <w:r>
-              <w:rPr>
-                <w:rFonts w:ascii="Arial" w:hAnsi="Arial" w:cs="Arial"/>
-              </w:rPr>
-              <w:t>5</w:t>
-            </w:r>
-            <w:r>
-              <w:rPr>
-                <w:rFonts w:ascii="Arial" w:hAnsi="Arial" w:cs="Arial"/>
-              </w:rPr>
-              <w:t>5</w:t>
-            </w:r>
-          </w:p>
-          <w:p>
-            <w:pPr>
-              <w:jc w:val="right"/>
-              <w:rPr>
-                <w:rFonts w:ascii="Arial" w:hAnsi="Arial" w:cs="Arial"/>
-              </w:rPr>
-            </w:pPr>
-            <w:r>
-              <w:rPr>
-                <w:rFonts w:ascii="Arial" w:hAnsi="Arial" w:cs="Arial"/>
-              </w:rPr>
-              <w:t>5</w:t>
+              <w:t>8</w:t>
             </w:r>
             <w:r>
               <w:rPr>
@@ -2281,61 +2299,13 @@
               <w:rPr>
                 <w:rFonts w:ascii="Arial" w:hAnsi="Arial" w:cs="Arial"/>
               </w:rPr>
-              <w:t>61</w:t>
-            </w:r>
-          </w:p>
-          <w:p>
-            <w:pPr>
-              <w:jc w:val="right"/>
-              <w:rPr>
-                <w:rFonts w:ascii="Arial" w:hAnsi="Arial" w:cs="Arial"/>
-              </w:rPr>
-            </w:pPr>
-            <w:r>
-              <w:rPr>
-                <w:rFonts w:ascii="Arial" w:hAnsi="Arial" w:cs="Arial"/>
-              </w:rPr>
-              <w:t>82</w:t>
-            </w:r>
-          </w:p>
-          <w:p>
-            <w:pPr>
-              <w:jc w:val="right"/>
-              <w:rPr>
-                <w:rFonts w:ascii="Arial" w:hAnsi="Arial" w:cs="Arial"/>
-              </w:rPr>
-            </w:pPr>
-            <w:r>
-              <w:rPr>
-                <w:rFonts w:ascii="Arial" w:hAnsi="Arial" w:cs="Arial"/>
-              </w:rPr>
               <w:t>8</w:t>
             </w:r>
             <w:r>
               <w:rPr>
                 <w:rFonts w:ascii="Arial" w:hAnsi="Arial" w:cs="Arial"/>
               </w:rPr>
-              <w:t>7</w:t>
-            </w:r>
-          </w:p>
-          <w:p>
-            <w:pPr>
-              <w:jc w:val="right"/>
-              <w:rPr>
-                <w:rFonts w:ascii="Arial" w:hAnsi="Arial" w:cs="Arial"/>
-              </w:rPr>
-            </w:pPr>
-            <w:r>
-              <w:rPr>
-                <w:rFonts w:ascii="Arial" w:hAnsi="Arial" w:cs="Arial"/>
-              </w:rPr>
               <w:t>8</w:t>
-            </w:r>
-            <w:r>
-              <w:rPr>
-                <w:rFonts w:ascii="Arial" w:hAnsi="Arial" w:cs="Arial"/>
-              </w:rPr>
-              <w:t>9</w:t>
             </w:r>
           </w:p>
         </w:tc>
@@ -2408,7 +2378,13 @@
               <w:rPr>
                 <w:rFonts w:ascii="Arial" w:hAnsi="Arial" w:cs="Arial"/>
               </w:rPr>
-              <w:t>91</w:t>
+              <w:t>9</w:t>
+            </w:r>
+            <w:r>
+              <w:rPr>
+                <w:rFonts w:ascii="Arial" w:hAnsi="Arial" w:cs="Arial"/>
+              </w:rPr>
+              <w:t>0</w:t>
             </w:r>
           </w:p>
         </w:tc>

--- a/SHS/TOC.docx
+++ b/SHS/TOC.docx
@@ -258,12 +258,14 @@
                 <w:rFonts w:ascii="Arial" w:hAnsi="Arial" w:cs="Arial"/>
               </w:rPr>
             </w:pPr>
+            <w:proofErr w:type="gramStart"/>
             <w:r>
               <w:rPr>
                 <w:rFonts w:ascii="Arial" w:hAnsi="Arial" w:cs="Arial"/>
               </w:rPr>
               <w:t>i</w:t>
             </w:r>
+            <w:proofErr w:type="gramEnd"/>
           </w:p>
           <w:p>
             <w:pPr>
@@ -748,8 +750,16 @@
               <w:rPr>
                 <w:rFonts w:ascii="Arial" w:hAnsi="Arial" w:cs="Arial"/>
               </w:rPr>
-              <w:t xml:space="preserve">  Background of the Study</w:t>
-            </w:r>
+              <w:t xml:space="preserve">  Background of </w:t>
+            </w:r>
+            <w:proofErr w:type="gramStart"/>
+            <w:r>
+              <w:rPr>
+                <w:rFonts w:ascii="Arial" w:hAnsi="Arial" w:cs="Arial"/>
+              </w:rPr>
+              <w:t>the Study</w:t>
+            </w:r>
+            <w:proofErr w:type="gramEnd"/>
           </w:p>
           <w:p>
             <w:pPr>
@@ -826,8 +836,16 @@
               <w:rPr>
                 <w:rFonts w:ascii="Arial" w:hAnsi="Arial" w:cs="Arial"/>
               </w:rPr>
-              <w:t xml:space="preserve">  Significance of the Study</w:t>
-            </w:r>
+              <w:t xml:space="preserve">  Significance of </w:t>
+            </w:r>
+            <w:proofErr w:type="gramStart"/>
+            <w:r>
+              <w:rPr>
+                <w:rFonts w:ascii="Arial" w:hAnsi="Arial" w:cs="Arial"/>
+              </w:rPr>
+              <w:t>the Study</w:t>
+            </w:r>
+            <w:proofErr w:type="gramEnd"/>
           </w:p>
           <w:p>
             <w:pPr>
@@ -936,8 +954,30 @@
               <w:rPr>
                 <w:rFonts w:ascii="Arial" w:hAnsi="Arial" w:cs="Arial"/>
               </w:rPr>
-              <w:t xml:space="preserve">  Locale of the Study</w:t>
-            </w:r>
+              <w:t xml:space="preserve">  </w:t>
+            </w:r>
+            <w:proofErr w:type="gramStart"/>
+            <w:r>
+              <w:rPr>
+                <w:rFonts w:ascii="Arial" w:hAnsi="Arial" w:cs="Arial"/>
+              </w:rPr>
+              <w:t>Locale</w:t>
+            </w:r>
+            <w:proofErr w:type="gramEnd"/>
+            <w:r>
+              <w:rPr>
+                <w:rFonts w:ascii="Arial" w:hAnsi="Arial" w:cs="Arial"/>
+              </w:rPr>
+              <w:t xml:space="preserve"> of </w:t>
+            </w:r>
+            <w:proofErr w:type="gramStart"/>
+            <w:r>
+              <w:rPr>
+                <w:rFonts w:ascii="Arial" w:hAnsi="Arial" w:cs="Arial"/>
+              </w:rPr>
+              <w:t>the Study</w:t>
+            </w:r>
+            <w:proofErr w:type="gramEnd"/>
           </w:p>
           <w:p>
             <w:pPr>
@@ -1801,13 +1841,7 @@
               <w:rPr>
                 <w:rFonts w:ascii="Arial" w:hAnsi="Arial" w:cs="Arial"/>
               </w:rPr>
-              <w:t>3</w:t>
-            </w:r>
-            <w:r>
-              <w:rPr>
-                <w:rFonts w:ascii="Arial" w:hAnsi="Arial" w:cs="Arial"/>
-              </w:rPr>
-              <w:t>9</w:t>
+              <w:t>40</w:t>
             </w:r>
           </w:p>
         </w:tc>
@@ -2145,42 +2179,122 @@
               <w:rPr>
                 <w:rFonts w:ascii="Arial" w:hAnsi="Arial" w:cs="Arial"/>
               </w:rPr>
+              <w:t>9</w:t>
+            </w:r>
+          </w:p>
+          <w:p>
+            <w:pPr>
+              <w:jc w:val="right"/>
+              <w:rPr>
+                <w:rFonts w:ascii="Arial" w:hAnsi="Arial" w:cs="Arial"/>
+              </w:rPr>
+            </w:pPr>
+            <w:r>
+              <w:rPr>
+                <w:rFonts w:ascii="Arial" w:hAnsi="Arial" w:cs="Arial"/>
+              </w:rPr>
+              <w:t>5</w:t>
+            </w:r>
+            <w:r>
+              <w:rPr>
+                <w:rFonts w:ascii="Arial" w:hAnsi="Arial" w:cs="Arial"/>
+              </w:rPr>
+              <w:t>1</w:t>
+            </w:r>
+          </w:p>
+          <w:p>
+            <w:pPr>
+              <w:jc w:val="right"/>
+              <w:rPr>
+                <w:rFonts w:ascii="Arial" w:hAnsi="Arial" w:cs="Arial"/>
+              </w:rPr>
+            </w:pPr>
+            <w:r>
+              <w:rPr>
+                <w:rFonts w:ascii="Arial" w:hAnsi="Arial" w:cs="Arial"/>
+              </w:rPr>
+              <w:t>5</w:t>
+            </w:r>
+            <w:r>
+              <w:rPr>
+                <w:rFonts w:ascii="Arial" w:hAnsi="Arial" w:cs="Arial"/>
+              </w:rPr>
+              <w:t>3</w:t>
+            </w:r>
+          </w:p>
+          <w:p>
+            <w:pPr>
+              <w:jc w:val="right"/>
+              <w:rPr>
+                <w:rFonts w:ascii="Arial" w:hAnsi="Arial" w:cs="Arial"/>
+              </w:rPr>
+            </w:pPr>
+            <w:r>
+              <w:rPr>
+                <w:rFonts w:ascii="Arial" w:hAnsi="Arial" w:cs="Arial"/>
+              </w:rPr>
+              <w:t>5</w:t>
+            </w:r>
+            <w:r>
+              <w:rPr>
+                <w:rFonts w:ascii="Arial" w:hAnsi="Arial" w:cs="Arial"/>
+              </w:rPr>
+              <w:t>5</w:t>
+            </w:r>
+          </w:p>
+          <w:p>
+            <w:pPr>
+              <w:jc w:val="right"/>
+              <w:rPr>
+                <w:rFonts w:ascii="Arial" w:hAnsi="Arial" w:cs="Arial"/>
+              </w:rPr>
+            </w:pPr>
+            <w:r>
+              <w:rPr>
+                <w:rFonts w:ascii="Arial" w:hAnsi="Arial" w:cs="Arial"/>
+              </w:rPr>
+              <w:t>5</w:t>
+            </w:r>
+            <w:r>
+              <w:rPr>
+                <w:rFonts w:ascii="Arial" w:hAnsi="Arial" w:cs="Arial"/>
+              </w:rPr>
+              <w:t>6</w:t>
+            </w:r>
+          </w:p>
+          <w:p>
+            <w:pPr>
+              <w:jc w:val="right"/>
+              <w:rPr>
+                <w:rFonts w:ascii="Arial" w:hAnsi="Arial" w:cs="Arial"/>
+              </w:rPr>
+            </w:pPr>
+            <w:r>
+              <w:rPr>
+                <w:rFonts w:ascii="Arial" w:hAnsi="Arial" w:cs="Arial"/>
+              </w:rPr>
+              <w:t>6</w:t>
+            </w:r>
+            <w:r>
+              <w:rPr>
+                <w:rFonts w:ascii="Arial" w:hAnsi="Arial" w:cs="Arial"/>
+              </w:rPr>
+              <w:t>1</w:t>
+            </w:r>
+          </w:p>
+          <w:p>
+            <w:pPr>
+              <w:jc w:val="right"/>
+              <w:rPr>
+                <w:rFonts w:ascii="Arial" w:hAnsi="Arial" w:cs="Arial"/>
+              </w:rPr>
+            </w:pPr>
+            <w:r>
+              <w:rPr>
+                <w:rFonts w:ascii="Arial" w:hAnsi="Arial" w:cs="Arial"/>
+              </w:rPr>
               <w:t>8</w:t>
             </w:r>
-          </w:p>
-          <w:p>
-            <w:pPr>
-              <w:jc w:val="right"/>
-              <w:rPr>
-                <w:rFonts w:ascii="Arial" w:hAnsi="Arial" w:cs="Arial"/>
-              </w:rPr>
-            </w:pPr>
-            <w:r>
-              <w:rPr>
-                <w:rFonts w:ascii="Arial" w:hAnsi="Arial" w:cs="Arial"/>
-              </w:rPr>
-              <w:t>5</w:t>
-            </w:r>
-            <w:r>
-              <w:rPr>
-                <w:rFonts w:ascii="Arial" w:hAnsi="Arial" w:cs="Arial"/>
-              </w:rPr>
-              <w:t>0</w:t>
-            </w:r>
-          </w:p>
-          <w:p>
-            <w:pPr>
-              <w:jc w:val="right"/>
-              <w:rPr>
-                <w:rFonts w:ascii="Arial" w:hAnsi="Arial" w:cs="Arial"/>
-              </w:rPr>
-            </w:pPr>
-            <w:r>
-              <w:rPr>
-                <w:rFonts w:ascii="Arial" w:hAnsi="Arial" w:cs="Arial"/>
-              </w:rPr>
-              <w:t>5</w:t>
-            </w:r>
             <w:r>
               <w:rPr>
                 <w:rFonts w:ascii="Arial" w:hAnsi="Arial" w:cs="Arial"/>
@@ -2199,73 +2313,13 @@
               <w:rPr>
                 <w:rFonts w:ascii="Arial" w:hAnsi="Arial" w:cs="Arial"/>
               </w:rPr>
-              <w:t>5</w:t>
-            </w:r>
-            <w:r>
-              <w:rPr>
-                <w:rFonts w:ascii="Arial" w:hAnsi="Arial" w:cs="Arial"/>
-              </w:rPr>
-              <w:t>4</w:t>
-            </w:r>
-          </w:p>
-          <w:p>
-            <w:pPr>
-              <w:jc w:val="right"/>
-              <w:rPr>
-                <w:rFonts w:ascii="Arial" w:hAnsi="Arial" w:cs="Arial"/>
-              </w:rPr>
-            </w:pPr>
-            <w:r>
-              <w:rPr>
-                <w:rFonts w:ascii="Arial" w:hAnsi="Arial" w:cs="Arial"/>
-              </w:rPr>
-              <w:t>5</w:t>
-            </w:r>
-            <w:r>
-              <w:rPr>
-                <w:rFonts w:ascii="Arial" w:hAnsi="Arial" w:cs="Arial"/>
-              </w:rPr>
-              <w:t>5</w:t>
-            </w:r>
-          </w:p>
-          <w:p>
-            <w:pPr>
-              <w:jc w:val="right"/>
-              <w:rPr>
-                <w:rFonts w:ascii="Arial" w:hAnsi="Arial" w:cs="Arial"/>
-              </w:rPr>
-            </w:pPr>
-            <w:r>
-              <w:rPr>
-                <w:rFonts w:ascii="Arial" w:hAnsi="Arial" w:cs="Arial"/>
-              </w:rPr>
-              <w:t>6</w:t>
-            </w:r>
-            <w:r>
-              <w:rPr>
-                <w:rFonts w:ascii="Arial" w:hAnsi="Arial" w:cs="Arial"/>
-              </w:rPr>
-              <w:t>0</w:t>
-            </w:r>
-          </w:p>
-          <w:p>
-            <w:pPr>
-              <w:jc w:val="right"/>
-              <w:rPr>
-                <w:rFonts w:ascii="Arial" w:hAnsi="Arial" w:cs="Arial"/>
-              </w:rPr>
-            </w:pPr>
-            <w:r>
-              <w:rPr>
-                <w:rFonts w:ascii="Arial" w:hAnsi="Arial" w:cs="Arial"/>
-              </w:rPr>
               <w:t>8</w:t>
             </w:r>
             <w:r>
               <w:rPr>
                 <w:rFonts w:ascii="Arial" w:hAnsi="Arial" w:cs="Arial"/>
               </w:rPr>
-              <w:t>1</w:t>
+              <w:t>7</w:t>
             </w:r>
           </w:p>
           <w:p>
@@ -2285,27 +2339,7 @@
               <w:rPr>
                 <w:rFonts w:ascii="Arial" w:hAnsi="Arial" w:cs="Arial"/>
               </w:rPr>
-              <w:t>6</w:t>
-            </w:r>
-          </w:p>
-          <w:p>
-            <w:pPr>
-              <w:jc w:val="right"/>
-              <w:rPr>
-                <w:rFonts w:ascii="Arial" w:hAnsi="Arial" w:cs="Arial"/>
-              </w:rPr>
-            </w:pPr>
-            <w:r>
-              <w:rPr>
-                <w:rFonts w:ascii="Arial" w:hAnsi="Arial" w:cs="Arial"/>
-              </w:rPr>
-              <w:t>8</w:t>
-            </w:r>
-            <w:r>
-              <w:rPr>
-                <w:rFonts w:ascii="Arial" w:hAnsi="Arial" w:cs="Arial"/>
-              </w:rPr>
-              <w:t>8</w:t>
+              <w:t>9</w:t>
             </w:r>
           </w:p>
         </w:tc>
@@ -2384,7 +2418,7 @@
               <w:rPr>
                 <w:rFonts w:ascii="Arial" w:hAnsi="Arial" w:cs="Arial"/>
               </w:rPr>
-              <w:t>0</w:t>
+              <w:t>1</w:t>
             </w:r>
           </w:p>
         </w:tc>
